--- a/CalendarioAgo26/Ejercicios/E2_RuteoEstatico/v2/Ejercicio2_RuteoEstatico.docx
+++ b/CalendarioAgo26/Ejercicios/E2_RuteoEstatico/v2/Ejercicio2_RuteoEstatico.docx
@@ -1,6 +1,6 @@
 
 <file path=word/document.xml><?xml version="1.0" encoding="utf-8"?>
-<w:document xmlns:wpc="http://schemas.microsoft.com/office/word/2010/wordprocessingCanvas" xmlns:cx="http://schemas.microsoft.com/office/drawing/2014/chartex" xmlns:cx1="http://schemas.microsoft.com/office/drawing/2015/9/8/chartex" xmlns:cx2="http://schemas.microsoft.com/office/drawing/2015/10/21/chartex" xmlns:cx3="http://schemas.microsoft.com/office/drawing/2016/5/9/chartex" xmlns:cx4="http://schemas.microsoft.com/office/drawing/2016/5/10/chartex" xmlns:cx5="http://schemas.microsoft.com/office/drawing/2016/5/11/chartex" xmlns:cx6="http://schemas.microsoft.com/office/drawing/2016/5/12/chartex" xmlns:cx7="http://schemas.microsoft.com/office/drawing/2016/5/13/chartex" xmlns:cx8="http://schemas.microsoft.com/office/drawing/2016/5/14/chartex" xmlns:mc="http://schemas.openxmlformats.org/markup-compatibility/2006" xmlns:aink="http://schemas.microsoft.com/office/drawing/2016/ink" xmlns:am3d="http://schemas.microsoft.com/office/drawing/2017/model3d" xmlns:o="urn:schemas-microsoft-com:office:office" xmlns:oel="http://schemas.microsoft.com/office/2019/extlst" xmlns:r="http://schemas.openxmlformats.org/officeDocument/2006/relationships" xmlns:m="http://schemas.openxmlformats.org/officeDocument/2006/math" xmlns:v="urn:schemas-microsoft-com:vml" xmlns:wp14="http://schemas.microsoft.com/office/word/2010/wordprocessingDrawing" xmlns:wp="http://schemas.openxmlformats.org/drawingml/2006/wordprocessingDrawing" xmlns:w10="urn:schemas-microsoft-com:office:word" xmlns:w="http://schemas.openxmlformats.org/wordprocessingml/2006/main" xmlns:w14="http://schemas.microsoft.com/office/word/2010/wordml" xmlns:w15="http://schemas.microsoft.com/office/word/2012/wordml" xmlns:w16cex="http://schemas.microsoft.com/office/word/2018/wordml/cex" xmlns:w16cid="http://schemas.microsoft.com/office/word/2016/wordml/cid" xmlns:w16="http://schemas.microsoft.com/office/word/2018/wordml" xmlns:w16du="http://schemas.microsoft.com/office/word/2023/wordml/word16du" xmlns:w16sdtdh="http://schemas.microsoft.com/office/word/2020/wordml/sdtdatahash" xmlns:w16sdtfl="http://schemas.microsoft.com/office/word/2024/wordml/sdtformatlock" xmlns:w16se="http://schemas.microsoft.com/office/word/2015/wordml/symex" xmlns:wpg="http://schemas.microsoft.com/office/word/2010/wordprocessingGroup" xmlns:wpi="http://schemas.microsoft.com/office/word/2010/wordprocessingInk" xmlns:wne="http://schemas.microsoft.com/office/word/2006/wordml" xmlns:wps="http://schemas.microsoft.com/office/word/2010/wordprocessingShape" mc:Ignorable="w14 w15 w16se w16cid w16 w16cex w16sdtdh w16sdtfl w16du wp14">
+<w:document xmlns:wpc="http://schemas.microsoft.com/office/word/2010/wordprocessingCanvas" xmlns:cx="http://schemas.microsoft.com/office/drawing/2014/chartex" xmlns:cx1="http://schemas.microsoft.com/office/drawing/2015/9/8/chartex" xmlns:cx2="http://schemas.microsoft.com/office/drawing/2015/10/21/chartex" xmlns:cx3="http://schemas.microsoft.com/office/drawing/2016/5/9/chartex" xmlns:cx4="http://schemas.microsoft.com/office/drawing/2016/5/10/chartex" xmlns:cx5="http://schemas.microsoft.com/office/drawing/2016/5/11/chartex" xmlns:cx6="http://schemas.microsoft.com/office/drawing/2016/5/12/chartex" xmlns:cx7="http://schemas.microsoft.com/office/drawing/2016/5/13/chartex" xmlns:cx8="http://schemas.microsoft.com/office/drawing/2016/5/14/chartex" xmlns:mc="http://schemas.openxmlformats.org/markup-compatibility/2006" xmlns:aink="http://schemas.microsoft.com/office/drawing/2016/ink" xmlns:am3d="http://schemas.microsoft.com/office/drawing/2017/model3d" xmlns:o="urn:schemas-microsoft-com:office:office" xmlns:oel="http://schemas.microsoft.com/office/2019/extlst" xmlns:r="http://schemas.openxmlformats.org/officeDocument/2006/relationships" xmlns:m="http://schemas.openxmlformats.org/officeDocument/2006/math" xmlns:v="urn:schemas-microsoft-com:vml" xmlns:wp14="http://schemas.microsoft.com/office/word/2010/wordprocessingDrawing" xmlns:wp="http://schemas.openxmlformats.org/drawingml/2006/wordprocessingDrawing" xmlns:w10="urn:schemas-microsoft-com:office:word" xmlns:w="http://schemas.openxmlformats.org/wordprocessingml/2006/main" xmlns:w14="http://schemas.microsoft.com/office/word/2010/wordml" xmlns:w15="http://schemas.microsoft.com/office/word/2012/wordml" xmlns:w16cei="http://schemas.microsoft.com/office/word/2026/wordml/cei" xmlns:w16cex="http://schemas.microsoft.com/office/word/2018/wordml/cex" xmlns:w16cid="http://schemas.microsoft.com/office/word/2016/wordml/cid" xmlns:w16="http://schemas.microsoft.com/office/word/2018/wordml" xmlns:w16du="http://schemas.microsoft.com/office/word/2023/wordml/word16du" xmlns:w16sdtdh="http://schemas.microsoft.com/office/word/2020/wordml/sdtdatahash" xmlns:w16sdtfl="http://schemas.microsoft.com/office/word/2024/wordml/sdtformatlock" xmlns:w16se="http://schemas.microsoft.com/office/word/2015/wordml/symex" xmlns:wpg="http://schemas.microsoft.com/office/word/2010/wordprocessingGroup" xmlns:wpi="http://schemas.microsoft.com/office/word/2010/wordprocessingInk" xmlns:wne="http://schemas.microsoft.com/office/word/2006/wordml" xmlns:wps="http://schemas.microsoft.com/office/word/2010/wordprocessingShape" mc:Ignorable="w14 w15 w16se w16cid w16 w16cex w16sdtdh w16sdtfl w16du wp14">
   <w:body>
     <w:p>
       <w:pPr>
@@ -172,7 +172,7 @@
                                     </pic:cNvPicPr>
                                   </pic:nvPicPr>
                                   <pic:blipFill>
-                                    <a:blip r:embed="rId5">
+                                    <a:blip r:embed="rId6">
                                       <a:extLst>
                                         <a:ext uri="{28A0092B-C50C-407E-A947-70E740481C1C}">
                                           <a14:useLocalDpi xmlns:a14="http://schemas.microsoft.com/office/drawing/2010/main" val="0"/>
@@ -278,7 +278,7 @@
     </w:p>
     <w:p>
       <w:pPr>
-        <w:pStyle w:val="Heading4"/>
+        <w:pStyle w:val="Ttulo4"/>
         <w:shd w:val="clear" w:color="auto" w:fill="FFFFFF"/>
         <w:spacing w:before="0" w:line="300" w:lineRule="exact"/>
         <w:jc w:val="both"/>
@@ -298,8 +298,21 @@
           <w:iCs w:val="0"/>
           <w:color w:val="auto"/>
         </w:rPr>
-        <w:t>Network Consulting</w:t>
-      </w:r>
+        <w:t xml:space="preserve">Network </w:t>
+      </w:r>
+      <w:proofErr w:type="spellStart"/>
+      <w:r>
+        <w:rPr>
+          <w:rFonts w:ascii="Arial" w:eastAsia="Times New Roman" w:hAnsi="Arial" w:cs="Arial"/>
+          <w:b/>
+          <w:bCs/>
+          <w:i w:val="0"/>
+          <w:iCs w:val="0"/>
+          <w:color w:val="auto"/>
+        </w:rPr>
+        <w:t>Consulting</w:t>
+      </w:r>
+      <w:proofErr w:type="spellEnd"/>
       <w:r>
         <w:rPr>
           <w:rFonts w:ascii="Arial" w:eastAsia="Times New Roman" w:hAnsi="Arial" w:cs="Arial"/>
@@ -361,7 +374,27 @@
           <w:iCs w:val="0"/>
           <w:color w:val="auto"/>
         </w:rPr>
-        <w:t xml:space="preserve"> de dicha compañía ha realizado el diseño lógico de la red y nos ha proporcionado el diseño físico de la red en el simulador de Packet Tracer.</w:t>
+        <w:t xml:space="preserve"> de dicha compañía ha realizado el diseño lógico de la red y nos ha proporcionado el diseño físico de la red en el simulador de </w:t>
+      </w:r>
+      <w:proofErr w:type="spellStart"/>
+      <w:r>
+        <w:rPr>
+          <w:rFonts w:ascii="Arial" w:eastAsia="Times New Roman" w:hAnsi="Arial" w:cs="Arial"/>
+          <w:i w:val="0"/>
+          <w:iCs w:val="0"/>
+          <w:color w:val="auto"/>
+        </w:rPr>
+        <w:t>Packet</w:t>
+      </w:r>
+      <w:proofErr w:type="spellEnd"/>
+      <w:r>
+        <w:rPr>
+          <w:rFonts w:ascii="Arial" w:eastAsia="Times New Roman" w:hAnsi="Arial" w:cs="Arial"/>
+          <w:i w:val="0"/>
+          <w:iCs w:val="0"/>
+          <w:color w:val="auto"/>
+        </w:rPr>
+        <w:t xml:space="preserve"> Tracer.</w:t>
       </w:r>
     </w:p>
     <w:p>
@@ -409,16 +442,80 @@
           <w:szCs w:val="20"/>
           <w:lang w:val="es-ES" w:eastAsia="es-ES"/>
         </w:rPr>
-        <w:t>rutas estáticas directamente conectadas entre los routers de la LAN, rutas estáticas recursivas y rutas por default</w:t>
-      </w:r>
-      <w:r>
-        <w:rPr>
-          <w:rFonts w:ascii="Arial" w:hAnsi="Arial" w:cs="Arial"/>
-          <w:sz w:val="20"/>
-          <w:szCs w:val="20"/>
-          <w:lang w:val="es-ES" w:eastAsia="es-ES"/>
-        </w:rPr>
-        <w:t> para lograr la conectividad deseada. Incluye los elementos de configuración básica de cada equipo (hostname, passwords, descripción de las interfaces, desactivar DNS, etc.).</w:t>
+        <w:t xml:space="preserve">rutas estáticas directamente conectadas entre los </w:t>
+      </w:r>
+      <w:proofErr w:type="spellStart"/>
+      <w:r>
+        <w:rPr>
+          <w:rFonts w:ascii="Arial" w:hAnsi="Arial" w:cs="Arial"/>
+          <w:b/>
+          <w:bCs/>
+          <w:sz w:val="20"/>
+          <w:szCs w:val="20"/>
+          <w:lang w:val="es-ES" w:eastAsia="es-ES"/>
+        </w:rPr>
+        <w:t>routers</w:t>
+      </w:r>
+      <w:proofErr w:type="spellEnd"/>
+      <w:r>
+        <w:rPr>
+          <w:rFonts w:ascii="Arial" w:hAnsi="Arial" w:cs="Arial"/>
+          <w:b/>
+          <w:bCs/>
+          <w:sz w:val="20"/>
+          <w:szCs w:val="20"/>
+          <w:lang w:val="es-ES" w:eastAsia="es-ES"/>
+        </w:rPr>
+        <w:t xml:space="preserve"> de la LAN, rutas estáticas recursivas y rutas por default</w:t>
+      </w:r>
+      <w:r>
+        <w:rPr>
+          <w:rFonts w:ascii="Arial" w:hAnsi="Arial" w:cs="Arial"/>
+          <w:sz w:val="20"/>
+          <w:szCs w:val="20"/>
+          <w:lang w:val="es-ES" w:eastAsia="es-ES"/>
+        </w:rPr>
+        <w:t> para lograr la conectividad deseada. Incluye los elementos de configuración básica de cada equipo (</w:t>
+      </w:r>
+      <w:proofErr w:type="spellStart"/>
+      <w:r>
+        <w:rPr>
+          <w:rFonts w:ascii="Arial" w:hAnsi="Arial" w:cs="Arial"/>
+          <w:sz w:val="20"/>
+          <w:szCs w:val="20"/>
+          <w:lang w:val="es-ES" w:eastAsia="es-ES"/>
+        </w:rPr>
+        <w:t>hostname</w:t>
+      </w:r>
+      <w:proofErr w:type="spellEnd"/>
+      <w:r>
+        <w:rPr>
+          <w:rFonts w:ascii="Arial" w:hAnsi="Arial" w:cs="Arial"/>
+          <w:sz w:val="20"/>
+          <w:szCs w:val="20"/>
+          <w:lang w:val="es-ES" w:eastAsia="es-ES"/>
+        </w:rPr>
+        <w:t xml:space="preserve">, </w:t>
+      </w:r>
+      <w:proofErr w:type="spellStart"/>
+      <w:r>
+        <w:rPr>
+          <w:rFonts w:ascii="Arial" w:hAnsi="Arial" w:cs="Arial"/>
+          <w:sz w:val="20"/>
+          <w:szCs w:val="20"/>
+          <w:lang w:val="es-ES" w:eastAsia="es-ES"/>
+        </w:rPr>
+        <w:t>passwords</w:t>
+      </w:r>
+      <w:proofErr w:type="spellEnd"/>
+      <w:r>
+        <w:rPr>
+          <w:rFonts w:ascii="Arial" w:hAnsi="Arial" w:cs="Arial"/>
+          <w:sz w:val="20"/>
+          <w:szCs w:val="20"/>
+          <w:lang w:val="es-ES" w:eastAsia="es-ES"/>
+        </w:rPr>
+        <w:t>, descripción de las interfaces, desactivar DNS, etc.).</w:t>
       </w:r>
     </w:p>
     <w:p>
@@ -437,7 +534,7 @@
     </w:p>
     <w:p>
       <w:pPr>
-        <w:pStyle w:val="Heading4"/>
+        <w:pStyle w:val="Ttulo4"/>
         <w:shd w:val="clear" w:color="auto" w:fill="FFFFFF"/>
         <w:spacing w:before="90" w:after="90"/>
         <w:rPr>
@@ -518,7 +615,7 @@
                                           <pic:cNvPicPr/>
                                         </pic:nvPicPr>
                                         <pic:blipFill>
-                                          <a:blip r:embed="rId6"/>
+                                          <a:blip r:embed="rId7"/>
                                           <a:stretch>
                                             <a:fillRect/>
                                           </a:stretch>
@@ -582,7 +679,7 @@
                                     <pic:cNvPicPr/>
                                   </pic:nvPicPr>
                                   <pic:blipFill>
-                                    <a:blip r:embed="rId6"/>
+                                    <a:blip r:embed="rId8"/>
                                     <a:stretch>
                                       <a:fillRect/>
                                     </a:stretch>
@@ -749,7 +846,7 @@
         </w:rPr>
         <w:t xml:space="preserve">: </w:t>
       </w:r>
-      <w:hyperlink r:id="rId7" w:tooltip="Ejer01-RutasEstaticas.pkt" w:history="1">
+      <w:hyperlink r:id="rId9" w:tooltip="Ejer01-RutasEstaticas.pkt" w:history="1">
         <w:r>
           <w:rPr>
             <w:rFonts w:ascii="Arial" w:hAnsi="Arial" w:cs="Arial"/>
@@ -858,7 +955,27 @@
           <w:szCs w:val="20"/>
           <w:lang w:val="es-ES" w:eastAsia="es-ES"/>
         </w:rPr>
-        <w:t>contiene una configuración parcial de los routers a configurar</w:t>
+        <w:t xml:space="preserve">contiene una configuración parcial de los </w:t>
+      </w:r>
+      <w:proofErr w:type="spellStart"/>
+      <w:r>
+        <w:rPr>
+          <w:rFonts w:ascii="Arial" w:hAnsi="Arial" w:cs="Arial"/>
+          <w:sz w:val="20"/>
+          <w:szCs w:val="20"/>
+          <w:lang w:val="es-ES" w:eastAsia="es-ES"/>
+        </w:rPr>
+        <w:t>routers</w:t>
+      </w:r>
+      <w:proofErr w:type="spellEnd"/>
+      <w:r>
+        <w:rPr>
+          <w:rFonts w:ascii="Arial" w:hAnsi="Arial" w:cs="Arial"/>
+          <w:sz w:val="20"/>
+          <w:szCs w:val="20"/>
+          <w:lang w:val="es-ES" w:eastAsia="es-ES"/>
+        </w:rPr>
+        <w:t xml:space="preserve"> a configurar</w:t>
       </w:r>
       <w:r>
         <w:rPr>
@@ -1026,7 +1143,27 @@
           <w:szCs w:val="20"/>
           <w:lang w:val="es-ES" w:eastAsia="es-ES"/>
         </w:rPr>
-        <w:t> de cada una de las interfaces de los routers y</w:t>
+        <w:t xml:space="preserve"> de cada una de las interfaces de los </w:t>
+      </w:r>
+      <w:proofErr w:type="spellStart"/>
+      <w:r>
+        <w:rPr>
+          <w:rFonts w:ascii="Arial" w:hAnsi="Arial" w:cs="Arial"/>
+          <w:sz w:val="20"/>
+          <w:szCs w:val="20"/>
+          <w:lang w:val="es-ES" w:eastAsia="es-ES"/>
+        </w:rPr>
+        <w:t>routers</w:t>
+      </w:r>
+      <w:proofErr w:type="spellEnd"/>
+      <w:r>
+        <w:rPr>
+          <w:rFonts w:ascii="Arial" w:hAnsi="Arial" w:cs="Arial"/>
+          <w:sz w:val="20"/>
+          <w:szCs w:val="20"/>
+          <w:lang w:val="es-ES" w:eastAsia="es-ES"/>
+        </w:rPr>
+        <w:t xml:space="preserve"> y</w:t>
       </w:r>
       <w:r>
         <w:rPr>
@@ -1465,6 +1602,7 @@
         </w:rPr>
         <w:t xml:space="preserve">A las </w:t>
       </w:r>
+      <w:proofErr w:type="spellStart"/>
       <w:r>
         <w:rPr>
           <w:rFonts w:ascii="Arial" w:hAnsi="Arial" w:cs="Arial"/>
@@ -1474,7 +1612,19 @@
           <w:szCs w:val="20"/>
           <w:lang w:val="es-ES" w:eastAsia="es-ES"/>
         </w:rPr>
-        <w:t xml:space="preserve">PCs </w:t>
+        <w:t>PCs</w:t>
+      </w:r>
+      <w:proofErr w:type="spellEnd"/>
+      <w:r>
+        <w:rPr>
+          <w:rFonts w:ascii="Arial" w:hAnsi="Arial" w:cs="Arial"/>
+          <w:b/>
+          <w:bCs/>
+          <w:sz w:val="20"/>
+          <w:szCs w:val="20"/>
+          <w:lang w:val="es-ES" w:eastAsia="es-ES"/>
+        </w:rPr>
+        <w:t xml:space="preserve"> </w:t>
       </w:r>
       <w:r>
         <w:rPr>
@@ -1565,6 +1715,7 @@
                 <w:szCs w:val="20"/>
               </w:rPr>
             </w:pPr>
+            <w:proofErr w:type="spellStart"/>
             <w:r>
               <w:rPr>
                 <w:rFonts w:ascii="Arial"/>
@@ -1573,6 +1724,7 @@
               </w:rPr>
               <w:t>Dispositivo</w:t>
             </w:r>
+            <w:proofErr w:type="spellEnd"/>
           </w:p>
         </w:tc>
         <w:tc>
@@ -1618,6 +1770,7 @@
                 <w:szCs w:val="20"/>
               </w:rPr>
             </w:pPr>
+            <w:proofErr w:type="spellStart"/>
             <w:r>
               <w:rPr>
                 <w:rFonts w:ascii="Arial"/>
@@ -1640,7 +1793,16 @@
                 <w:b/>
                 <w:sz w:val="20"/>
               </w:rPr>
-              <w:t>n IP</w:t>
+              <w:t>n</w:t>
+            </w:r>
+            <w:proofErr w:type="spellEnd"/>
+            <w:r>
+              <w:rPr>
+                <w:rFonts w:ascii="Arial"/>
+                <w:b/>
+                <w:sz w:val="20"/>
+              </w:rPr>
+              <w:t xml:space="preserve"> IP</w:t>
             </w:r>
           </w:p>
         </w:tc>
@@ -1660,6 +1822,7 @@
                 <w:szCs w:val="20"/>
               </w:rPr>
             </w:pPr>
+            <w:proofErr w:type="spellStart"/>
             <w:r>
               <w:rPr>
                 <w:rFonts w:ascii="Arial"/>
@@ -1685,8 +1848,29 @@
                 <w:spacing w:val="-1"/>
                 <w:sz w:val="20"/>
               </w:rPr>
-              <w:t>scara de subred</w:t>
+              <w:t>scara</w:t>
             </w:r>
+            <w:proofErr w:type="spellEnd"/>
+            <w:r>
+              <w:rPr>
+                <w:rFonts w:ascii="Arial"/>
+                <w:b/>
+                <w:spacing w:val="-1"/>
+                <w:sz w:val="20"/>
+              </w:rPr>
+              <w:t xml:space="preserve"> de </w:t>
+            </w:r>
+            <w:proofErr w:type="spellStart"/>
+            <w:r>
+              <w:rPr>
+                <w:rFonts w:ascii="Arial"/>
+                <w:b/>
+                <w:spacing w:val="-1"/>
+                <w:sz w:val="20"/>
+              </w:rPr>
+              <w:t>subred</w:t>
+            </w:r>
+            <w:proofErr w:type="spellEnd"/>
           </w:p>
         </w:tc>
         <w:tc>
@@ -1741,6 +1925,8 @@
         <w:tc>
           <w:tcPr>
             <w:tcW w:w="1355" w:type="dxa"/>
+            <w:vMerge w:val="restart"/>
+            <w:vAlign w:val="center"/>
           </w:tcPr>
           <w:p>
             <w:pPr>
@@ -1755,6 +1941,7 @@
                 <w:szCs w:val="20"/>
               </w:rPr>
             </w:pPr>
+            <w:proofErr w:type="spellStart"/>
             <w:r>
               <w:rPr>
                 <w:rFonts w:ascii="Arial"/>
@@ -1764,6 +1951,7 @@
               </w:rPr>
               <w:t>MyISP</w:t>
             </w:r>
+            <w:proofErr w:type="spellEnd"/>
           </w:p>
         </w:tc>
         <w:tc>
@@ -1910,6 +2098,8 @@
         <w:tc>
           <w:tcPr>
             <w:tcW w:w="1355" w:type="dxa"/>
+            <w:vMerge/>
+            <w:vAlign w:val="center"/>
           </w:tcPr>
           <w:p>
             <w:pPr>
@@ -2055,6 +2245,8 @@
         <w:tc>
           <w:tcPr>
             <w:tcW w:w="1355" w:type="dxa"/>
+            <w:vMerge w:val="restart"/>
+            <w:vAlign w:val="center"/>
           </w:tcPr>
           <w:p>
             <w:pPr>
@@ -2069,6 +2261,7 @@
                 <w:szCs w:val="20"/>
               </w:rPr>
             </w:pPr>
+            <w:proofErr w:type="spellStart"/>
             <w:r>
               <w:rPr>
                 <w:rFonts w:ascii="Arial"/>
@@ -2079,6 +2272,7 @@
               </w:rPr>
               <w:t>RFrontera</w:t>
             </w:r>
+            <w:proofErr w:type="spellEnd"/>
           </w:p>
         </w:tc>
         <w:tc>
@@ -2209,6 +2403,8 @@
         <w:tc>
           <w:tcPr>
             <w:tcW w:w="1355" w:type="dxa"/>
+            <w:vMerge/>
+            <w:vAlign w:val="center"/>
           </w:tcPr>
           <w:p>
             <w:pPr>
@@ -2363,6 +2559,8 @@
         <w:tc>
           <w:tcPr>
             <w:tcW w:w="1355" w:type="dxa"/>
+            <w:vMerge/>
+            <w:vAlign w:val="center"/>
           </w:tcPr>
           <w:p>
             <w:pPr>
@@ -2487,6 +2685,8 @@
         <w:tc>
           <w:tcPr>
             <w:tcW w:w="1355" w:type="dxa"/>
+            <w:vMerge w:val="restart"/>
+            <w:vAlign w:val="center"/>
           </w:tcPr>
           <w:p>
             <w:pPr>
@@ -2630,6 +2830,8 @@
         <w:tc>
           <w:tcPr>
             <w:tcW w:w="1355" w:type="dxa"/>
+            <w:vMerge/>
+            <w:vAlign w:val="center"/>
           </w:tcPr>
           <w:p>
             <w:pPr>
@@ -2762,6 +2964,8 @@
         <w:tc>
           <w:tcPr>
             <w:tcW w:w="1355" w:type="dxa"/>
+            <w:vMerge/>
+            <w:vAlign w:val="center"/>
           </w:tcPr>
           <w:p>
             <w:pPr>
@@ -2903,6 +3107,7 @@
         <w:tc>
           <w:tcPr>
             <w:tcW w:w="1355" w:type="dxa"/>
+            <w:vAlign w:val="center"/>
           </w:tcPr>
           <w:p>
             <w:pPr>
@@ -3026,6 +3231,7 @@
         <w:tc>
           <w:tcPr>
             <w:tcW w:w="1355" w:type="dxa"/>
+            <w:vAlign w:val="center"/>
           </w:tcPr>
           <w:p>
             <w:pPr>
@@ -3149,6 +3355,7 @@
         <w:tc>
           <w:tcPr>
             <w:tcW w:w="1355" w:type="dxa"/>
+            <w:vAlign w:val="center"/>
           </w:tcPr>
           <w:p>
             <w:pPr>
@@ -3510,7 +3717,7 @@
     </w:p>
     <w:p>
       <w:pPr>
-        <w:pStyle w:val="ListParagraph"/>
+        <w:pStyle w:val="Prrafodelista"/>
         <w:numPr>
           <w:ilvl w:val="0"/>
           <w:numId w:val="20"/>
@@ -3615,7 +3822,7 @@
     </w:p>
     <w:p>
       <w:pPr>
-        <w:pStyle w:val="ListParagraph"/>
+        <w:pStyle w:val="Prrafodelista"/>
         <w:numPr>
           <w:ilvl w:val="0"/>
           <w:numId w:val="18"/>
@@ -3632,7 +3839,23 @@
           <w:rFonts w:ascii="Arial" w:hAnsi="Arial" w:cs="Arial"/>
           <w:lang w:val="es-MX"/>
         </w:rPr>
-        <w:t xml:space="preserve">Configura las interfaces Giga Ethernet de los routers </w:t>
+        <w:t xml:space="preserve">Configura las interfaces Giga Ethernet de los </w:t>
+      </w:r>
+      <w:proofErr w:type="spellStart"/>
+      <w:r>
+        <w:rPr>
+          <w:rFonts w:ascii="Arial" w:hAnsi="Arial" w:cs="Arial"/>
+          <w:lang w:val="es-MX"/>
+        </w:rPr>
+        <w:t>routers</w:t>
+      </w:r>
+      <w:proofErr w:type="spellEnd"/>
+      <w:r>
+        <w:rPr>
+          <w:rFonts w:ascii="Arial" w:hAnsi="Arial" w:cs="Arial"/>
+          <w:lang w:val="es-MX"/>
+        </w:rPr>
+        <w:t xml:space="preserve"> </w:t>
       </w:r>
       <w:r>
         <w:rPr>
@@ -3662,7 +3885,7 @@
     </w:p>
     <w:p>
       <w:pPr>
-        <w:pStyle w:val="ListParagraph"/>
+        <w:pStyle w:val="Prrafodelista"/>
         <w:numPr>
           <w:ilvl w:val="0"/>
           <w:numId w:val="18"/>
@@ -3679,21 +3902,46 @@
           <w:rFonts w:ascii="Arial" w:hAnsi="Arial" w:cs="Arial"/>
           <w:color w:val="0D0D0D" w:themeColor="text1" w:themeTint="F2"/>
         </w:rPr>
-        <w:t>Configura la interfac</w:t>
-      </w:r>
+        <w:t xml:space="preserve">Configura la </w:t>
+      </w:r>
+      <w:proofErr w:type="gramStart"/>
       <w:r>
         <w:rPr>
           <w:rFonts w:ascii="Arial" w:hAnsi="Arial" w:cs="Arial"/>
           <w:color w:val="0D0D0D" w:themeColor="text1" w:themeTint="F2"/>
         </w:rPr>
+        <w:t>interfac</w:t>
+      </w:r>
+      <w:r>
+        <w:rPr>
+          <w:rFonts w:ascii="Arial" w:hAnsi="Arial" w:cs="Arial"/>
+          <w:color w:val="0D0D0D" w:themeColor="text1" w:themeTint="F2"/>
+        </w:rPr>
         <w:t>e</w:t>
       </w:r>
+      <w:proofErr w:type="gramEnd"/>
       <w:r>
         <w:rPr>
           <w:rFonts w:ascii="Arial" w:hAnsi="Arial" w:cs="Arial"/>
           <w:color w:val="0D0D0D" w:themeColor="text1" w:themeTint="F2"/>
         </w:rPr>
-        <w:t xml:space="preserve"> serial del router </w:t>
+        <w:t xml:space="preserve"> serial del </w:t>
+      </w:r>
+      <w:proofErr w:type="spellStart"/>
+      <w:r>
+        <w:rPr>
+          <w:rFonts w:ascii="Arial" w:hAnsi="Arial" w:cs="Arial"/>
+          <w:color w:val="0D0D0D" w:themeColor="text1" w:themeTint="F2"/>
+        </w:rPr>
+        <w:t>router</w:t>
+      </w:r>
+      <w:proofErr w:type="spellEnd"/>
+      <w:r>
+        <w:rPr>
+          <w:rFonts w:ascii="Arial" w:hAnsi="Arial" w:cs="Arial"/>
+          <w:color w:val="0D0D0D" w:themeColor="text1" w:themeTint="F2"/>
+        </w:rPr>
+        <w:t xml:space="preserve"> </w:t>
       </w:r>
       <w:r>
         <w:rPr>
@@ -3723,7 +3971,7 @@
     </w:p>
     <w:p>
       <w:pPr>
-        <w:pStyle w:val="ListParagraph"/>
+        <w:pStyle w:val="Prrafodelista"/>
         <w:numPr>
           <w:ilvl w:val="0"/>
           <w:numId w:val="18"/>
@@ -3740,7 +3988,23 @@
           <w:rFonts w:ascii="Arial" w:hAnsi="Arial" w:cs="Arial"/>
           <w:color w:val="0D0D0D" w:themeColor="text1" w:themeTint="F2"/>
         </w:rPr>
-        <w:t xml:space="preserve">Configura las interfaces seriales del router </w:t>
+        <w:t xml:space="preserve">Configura las interfaces seriales del </w:t>
+      </w:r>
+      <w:proofErr w:type="spellStart"/>
+      <w:r>
+        <w:rPr>
+          <w:rFonts w:ascii="Arial" w:hAnsi="Arial" w:cs="Arial"/>
+          <w:color w:val="0D0D0D" w:themeColor="text1" w:themeTint="F2"/>
+        </w:rPr>
+        <w:t>router</w:t>
+      </w:r>
+      <w:proofErr w:type="spellEnd"/>
+      <w:r>
+        <w:rPr>
+          <w:rFonts w:ascii="Arial" w:hAnsi="Arial" w:cs="Arial"/>
+          <w:color w:val="0D0D0D" w:themeColor="text1" w:themeTint="F2"/>
+        </w:rPr>
+        <w:t xml:space="preserve"> </w:t>
       </w:r>
       <w:r>
         <w:rPr>
@@ -3869,7 +4133,7 @@
     </w:p>
     <w:p>
       <w:pPr>
-        <w:pStyle w:val="ListParagraph"/>
+        <w:pStyle w:val="Prrafodelista"/>
         <w:numPr>
           <w:ilvl w:val="0"/>
           <w:numId w:val="22"/>
@@ -3893,7 +4157,7 @@
     </w:p>
     <w:p>
       <w:pPr>
-        <w:pStyle w:val="ListParagraph"/>
+        <w:pStyle w:val="Prrafodelista"/>
         <w:numPr>
           <w:ilvl w:val="0"/>
           <w:numId w:val="22"/>
@@ -3917,7 +4181,7 @@
     </w:p>
     <w:p>
       <w:pPr>
-        <w:pStyle w:val="ListParagraph"/>
+        <w:pStyle w:val="Prrafodelista"/>
         <w:numPr>
           <w:ilvl w:val="0"/>
           <w:numId w:val="22"/>
@@ -3935,7 +4199,25 @@
           <w:color w:val="0D0D0D" w:themeColor="text1" w:themeTint="F2"/>
           <w:shd w:val="clear" w:color="auto" w:fill="FFFFFF"/>
         </w:rPr>
-        <w:t>Probar conectividad entre la PC0 y la Laptop1. Revisar tabla de ruteo en el router RA.</w:t>
+        <w:t xml:space="preserve">Probar conectividad entre la PC0 y la Laptop1. Revisar tabla de ruteo en el </w:t>
+      </w:r>
+      <w:proofErr w:type="spellStart"/>
+      <w:r>
+        <w:rPr>
+          <w:rFonts w:ascii="Arial" w:hAnsi="Arial" w:cs="Arial"/>
+          <w:color w:val="0D0D0D" w:themeColor="text1" w:themeTint="F2"/>
+          <w:shd w:val="clear" w:color="auto" w:fill="FFFFFF"/>
+        </w:rPr>
+        <w:t>router</w:t>
+      </w:r>
+      <w:proofErr w:type="spellEnd"/>
+      <w:r>
+        <w:rPr>
+          <w:rFonts w:ascii="Arial" w:hAnsi="Arial" w:cs="Arial"/>
+          <w:color w:val="0D0D0D" w:themeColor="text1" w:themeTint="F2"/>
+          <w:shd w:val="clear" w:color="auto" w:fill="FFFFFF"/>
+        </w:rPr>
+        <w:t xml:space="preserve"> RA.</w:t>
       </w:r>
       <w:r>
         <w:rPr>
@@ -4005,12 +4287,34 @@
           <w:sz w:val="24"/>
           <w:szCs w:val="24"/>
         </w:rPr>
-        <w:t>Configura las rutas estáticas en el router RF</w:t>
+        <w:t xml:space="preserve">Configura las rutas estáticas en el </w:t>
+      </w:r>
+      <w:proofErr w:type="spellStart"/>
+      <w:r>
+        <w:rPr>
+          <w:rFonts w:ascii="Arial" w:hAnsi="Arial" w:cs="Arial"/>
+          <w:b/>
+          <w:bCs/>
+          <w:sz w:val="24"/>
+          <w:szCs w:val="24"/>
+        </w:rPr>
+        <w:t>router</w:t>
+      </w:r>
+      <w:proofErr w:type="spellEnd"/>
+      <w:r>
+        <w:rPr>
+          <w:rFonts w:ascii="Arial" w:hAnsi="Arial" w:cs="Arial"/>
+          <w:b/>
+          <w:bCs/>
+          <w:sz w:val="24"/>
+          <w:szCs w:val="24"/>
+        </w:rPr>
+        <w:t xml:space="preserve"> RF</w:t>
       </w:r>
     </w:p>
     <w:p>
       <w:pPr>
-        <w:pStyle w:val="ListParagraph"/>
+        <w:pStyle w:val="Prrafodelista"/>
         <w:numPr>
           <w:ilvl w:val="0"/>
           <w:numId w:val="24"/>
@@ -4054,6 +4358,7 @@
         </w:rPr>
         <w:t xml:space="preserve"> </w:t>
       </w:r>
+      <w:proofErr w:type="spellStart"/>
       <w:r>
         <w:rPr>
           <w:rFonts w:ascii="Arial" w:hAnsi="Arial" w:cs="Arial"/>
@@ -4064,6 +4369,7 @@
         </w:rPr>
         <w:t>MyISP</w:t>
       </w:r>
+      <w:proofErr w:type="spellEnd"/>
       <w:r>
         <w:rPr>
           <w:rFonts w:ascii="Arial" w:hAnsi="Arial" w:cs="Arial"/>
@@ -4074,7 +4380,7 @@
     </w:p>
     <w:p>
       <w:pPr>
-        <w:pStyle w:val="ListParagraph"/>
+        <w:pStyle w:val="Prrafodelista"/>
         <w:numPr>
           <w:ilvl w:val="0"/>
           <w:numId w:val="24"/>
@@ -4246,7 +4552,23 @@
           <w:rFonts w:ascii="Arial" w:hAnsi="Arial" w:cs="Arial"/>
           <w:lang w:val="es-MX"/>
         </w:rPr>
-        <w:t>s / next-hop</w:t>
+        <w:t xml:space="preserve">s / </w:t>
+      </w:r>
+      <w:proofErr w:type="spellStart"/>
+      <w:r>
+        <w:rPr>
+          <w:rFonts w:ascii="Arial" w:hAnsi="Arial" w:cs="Arial"/>
+          <w:lang w:val="es-MX"/>
+        </w:rPr>
+        <w:t>next</w:t>
+      </w:r>
+      <w:proofErr w:type="spellEnd"/>
+      <w:r>
+        <w:rPr>
+          <w:rFonts w:ascii="Arial" w:hAnsi="Arial" w:cs="Arial"/>
+          <w:lang w:val="es-MX"/>
+        </w:rPr>
+        <w:t>-hop</w:t>
       </w:r>
       <w:r>
         <w:rPr>
@@ -4317,12 +4639,34 @@
           <w:sz w:val="24"/>
           <w:szCs w:val="24"/>
         </w:rPr>
-        <w:t>Configura las rutas estáticas en el router RA</w:t>
+        <w:t xml:space="preserve">Configura las rutas estáticas en el </w:t>
+      </w:r>
+      <w:proofErr w:type="spellStart"/>
+      <w:r>
+        <w:rPr>
+          <w:rFonts w:ascii="Arial" w:hAnsi="Arial" w:cs="Arial"/>
+          <w:b/>
+          <w:bCs/>
+          <w:sz w:val="24"/>
+          <w:szCs w:val="24"/>
+        </w:rPr>
+        <w:t>router</w:t>
+      </w:r>
+      <w:proofErr w:type="spellEnd"/>
+      <w:r>
+        <w:rPr>
+          <w:rFonts w:ascii="Arial" w:hAnsi="Arial" w:cs="Arial"/>
+          <w:b/>
+          <w:bCs/>
+          <w:sz w:val="24"/>
+          <w:szCs w:val="24"/>
+        </w:rPr>
+        <w:t xml:space="preserve"> RA</w:t>
       </w:r>
     </w:p>
     <w:p>
       <w:pPr>
-        <w:pStyle w:val="ListParagraph"/>
+        <w:pStyle w:val="Prrafodelista"/>
         <w:numPr>
           <w:ilvl w:val="0"/>
           <w:numId w:val="25"/>
@@ -4372,7 +4716,7 @@
     </w:p>
     <w:p>
       <w:pPr>
-        <w:pStyle w:val="ListParagraph"/>
+        <w:pStyle w:val="Prrafodelista"/>
         <w:numPr>
           <w:ilvl w:val="0"/>
           <w:numId w:val="25"/>
@@ -4498,7 +4842,23 @@
           <w:rFonts w:ascii="Arial" w:hAnsi="Arial" w:cs="Arial"/>
           <w:lang w:val="es-MX"/>
         </w:rPr>
-        <w:t xml:space="preserve"> / next-hop</w:t>
+        <w:t xml:space="preserve"> / </w:t>
+      </w:r>
+      <w:proofErr w:type="spellStart"/>
+      <w:r>
+        <w:rPr>
+          <w:rFonts w:ascii="Arial" w:hAnsi="Arial" w:cs="Arial"/>
+          <w:lang w:val="es-MX"/>
+        </w:rPr>
+        <w:t>next</w:t>
+      </w:r>
+      <w:proofErr w:type="spellEnd"/>
+      <w:r>
+        <w:rPr>
+          <w:rFonts w:ascii="Arial" w:hAnsi="Arial" w:cs="Arial"/>
+          <w:lang w:val="es-MX"/>
+        </w:rPr>
+        <w:t>-hop</w:t>
       </w:r>
       <w:r>
         <w:rPr>
@@ -4559,12 +4919,34 @@
           <w:sz w:val="24"/>
           <w:szCs w:val="24"/>
         </w:rPr>
-        <w:t>. Configura el router ISP</w:t>
+        <w:t xml:space="preserve">. Configura el </w:t>
+      </w:r>
+      <w:proofErr w:type="spellStart"/>
+      <w:r>
+        <w:rPr>
+          <w:rFonts w:ascii="Arial" w:hAnsi="Arial" w:cs="Arial"/>
+          <w:b/>
+          <w:bCs/>
+          <w:sz w:val="24"/>
+          <w:szCs w:val="24"/>
+        </w:rPr>
+        <w:t>router</w:t>
+      </w:r>
+      <w:proofErr w:type="spellEnd"/>
+      <w:r>
+        <w:rPr>
+          <w:rFonts w:ascii="Arial" w:hAnsi="Arial" w:cs="Arial"/>
+          <w:b/>
+          <w:bCs/>
+          <w:sz w:val="24"/>
+          <w:szCs w:val="24"/>
+        </w:rPr>
+        <w:t xml:space="preserve"> ISP</w:t>
       </w:r>
     </w:p>
     <w:p>
       <w:pPr>
-        <w:pStyle w:val="ListParagraph"/>
+        <w:pStyle w:val="Prrafodelista"/>
         <w:numPr>
           <w:ilvl w:val="0"/>
           <w:numId w:val="19"/>
@@ -4602,7 +4984,7 @@
     </w:p>
     <w:p>
       <w:pPr>
-        <w:pStyle w:val="ListParagraph"/>
+        <w:pStyle w:val="Prrafodelista"/>
         <w:numPr>
           <w:ilvl w:val="0"/>
           <w:numId w:val="19"/>
@@ -4674,7 +5056,23 @@
           <w:rFonts w:ascii="Arial" w:hAnsi="Arial" w:cs="Arial"/>
           <w:lang w:val="es-MX"/>
         </w:rPr>
-        <w:t>s / next-hop</w:t>
+        <w:t xml:space="preserve">s / </w:t>
+      </w:r>
+      <w:proofErr w:type="spellStart"/>
+      <w:r>
+        <w:rPr>
+          <w:rFonts w:ascii="Arial" w:hAnsi="Arial" w:cs="Arial"/>
+          <w:lang w:val="es-MX"/>
+        </w:rPr>
+        <w:t>next</w:t>
+      </w:r>
+      <w:proofErr w:type="spellEnd"/>
+      <w:r>
+        <w:rPr>
+          <w:rFonts w:ascii="Arial" w:hAnsi="Arial" w:cs="Arial"/>
+          <w:lang w:val="es-MX"/>
+        </w:rPr>
+        <w:t>-hop</w:t>
       </w:r>
       <w:r>
         <w:rPr>
@@ -4729,7 +5127,7 @@
 </file>
 
 <file path=word/numbering.xml><?xml version="1.0" encoding="utf-8"?>
-<w:numbering xmlns:wpc="http://schemas.microsoft.com/office/word/2010/wordprocessingCanvas" xmlns:cx="http://schemas.microsoft.com/office/drawing/2014/chartex" xmlns:cx1="http://schemas.microsoft.com/office/drawing/2015/9/8/chartex" xmlns:cx2="http://schemas.microsoft.com/office/drawing/2015/10/21/chartex" xmlns:cx3="http://schemas.microsoft.com/office/drawing/2016/5/9/chartex" xmlns:cx4="http://schemas.microsoft.com/office/drawing/2016/5/10/chartex" xmlns:cx5="http://schemas.microsoft.com/office/drawing/2016/5/11/chartex" xmlns:cx6="http://schemas.microsoft.com/office/drawing/2016/5/12/chartex" xmlns:cx7="http://schemas.microsoft.com/office/drawing/2016/5/13/chartex" xmlns:cx8="http://schemas.microsoft.com/office/drawing/2016/5/14/chartex" xmlns:mc="http://schemas.openxmlformats.org/markup-compatibility/2006" xmlns:aink="http://schemas.microsoft.com/office/drawing/2016/ink" xmlns:am3d="http://schemas.microsoft.com/office/drawing/2017/model3d" xmlns:o="urn:schemas-microsoft-com:office:office" xmlns:oel="http://schemas.microsoft.com/office/2019/extlst" xmlns:r="http://schemas.openxmlformats.org/officeDocument/2006/relationships" xmlns:m="http://schemas.openxmlformats.org/officeDocument/2006/math" xmlns:v="urn:schemas-microsoft-com:vml" xmlns:wp14="http://schemas.microsoft.com/office/word/2010/wordprocessingDrawing" xmlns:wp="http://schemas.openxmlformats.org/drawingml/2006/wordprocessingDrawing" xmlns:w10="urn:schemas-microsoft-com:office:word" xmlns:w="http://schemas.openxmlformats.org/wordprocessingml/2006/main" xmlns:w14="http://schemas.microsoft.com/office/word/2010/wordml" xmlns:w15="http://schemas.microsoft.com/office/word/2012/wordml" xmlns:w16cex="http://schemas.microsoft.com/office/word/2018/wordml/cex" xmlns:w16cid="http://schemas.microsoft.com/office/word/2016/wordml/cid" xmlns:w16="http://schemas.microsoft.com/office/word/2018/wordml" xmlns:w16du="http://schemas.microsoft.com/office/word/2023/wordml/word16du" xmlns:w16sdtdh="http://schemas.microsoft.com/office/word/2020/wordml/sdtdatahash" xmlns:w16sdtfl="http://schemas.microsoft.com/office/word/2024/wordml/sdtformatlock" xmlns:w16se="http://schemas.microsoft.com/office/word/2015/wordml/symex" xmlns:wpg="http://schemas.microsoft.com/office/word/2010/wordprocessingGroup" xmlns:wpi="http://schemas.microsoft.com/office/word/2010/wordprocessingInk" xmlns:wne="http://schemas.microsoft.com/office/word/2006/wordml" xmlns:wps="http://schemas.microsoft.com/office/word/2010/wordprocessingShape" mc:Ignorable="w14 w15 w16se w16cid w16 w16cex w16sdtdh w16sdtfl w16du wp14">
+<w:numbering xmlns:wpc="http://schemas.microsoft.com/office/word/2010/wordprocessingCanvas" xmlns:cx="http://schemas.microsoft.com/office/drawing/2014/chartex" xmlns:cx1="http://schemas.microsoft.com/office/drawing/2015/9/8/chartex" xmlns:cx2="http://schemas.microsoft.com/office/drawing/2015/10/21/chartex" xmlns:cx3="http://schemas.microsoft.com/office/drawing/2016/5/9/chartex" xmlns:cx4="http://schemas.microsoft.com/office/drawing/2016/5/10/chartex" xmlns:cx5="http://schemas.microsoft.com/office/drawing/2016/5/11/chartex" xmlns:cx6="http://schemas.microsoft.com/office/drawing/2016/5/12/chartex" xmlns:cx7="http://schemas.microsoft.com/office/drawing/2016/5/13/chartex" xmlns:cx8="http://schemas.microsoft.com/office/drawing/2016/5/14/chartex" xmlns:mc="http://schemas.openxmlformats.org/markup-compatibility/2006" xmlns:aink="http://schemas.microsoft.com/office/drawing/2016/ink" xmlns:am3d="http://schemas.microsoft.com/office/drawing/2017/model3d" xmlns:o="urn:schemas-microsoft-com:office:office" xmlns:oel="http://schemas.microsoft.com/office/2019/extlst" xmlns:r="http://schemas.openxmlformats.org/officeDocument/2006/relationships" xmlns:m="http://schemas.openxmlformats.org/officeDocument/2006/math" xmlns:v="urn:schemas-microsoft-com:vml" xmlns:wp14="http://schemas.microsoft.com/office/word/2010/wordprocessingDrawing" xmlns:wp="http://schemas.openxmlformats.org/drawingml/2006/wordprocessingDrawing" xmlns:w10="urn:schemas-microsoft-com:office:word" xmlns:w="http://schemas.openxmlformats.org/wordprocessingml/2006/main" xmlns:w14="http://schemas.microsoft.com/office/word/2010/wordml" xmlns:w15="http://schemas.microsoft.com/office/word/2012/wordml" xmlns:w16cei="http://schemas.microsoft.com/office/word/2026/wordml/cei" xmlns:w16cex="http://schemas.microsoft.com/office/word/2018/wordml/cex" xmlns:w16cid="http://schemas.microsoft.com/office/word/2016/wordml/cid" xmlns:w16="http://schemas.microsoft.com/office/word/2018/wordml" xmlns:w16du="http://schemas.microsoft.com/office/word/2023/wordml/word16du" xmlns:w16sdtdh="http://schemas.microsoft.com/office/word/2020/wordml/sdtdatahash" xmlns:w16sdtfl="http://schemas.microsoft.com/office/word/2024/wordml/sdtformatlock" xmlns:w16se="http://schemas.microsoft.com/office/word/2015/wordml/symex" xmlns:wpg="http://schemas.microsoft.com/office/word/2010/wordprocessingGroup" xmlns:wpi="http://schemas.microsoft.com/office/word/2010/wordprocessingInk" xmlns:wne="http://schemas.microsoft.com/office/word/2006/wordml" xmlns:wps="http://schemas.microsoft.com/office/word/2010/wordprocessingShape" mc:Ignorable="w14 w15 w16se w16cid w16 w16cex w16sdtdh w16sdtfl w16du wp14">
   <w:abstractNum w:abstractNumId="0" w15:restartNumberingAfterBreak="0">
     <w:nsid w:val="031D1906"/>
     <w:multiLevelType w:val="hybridMultilevel"/>
@@ -7540,7 +7938,7 @@
       <w:lang w:val="es-ES" w:eastAsia="es-ES"/>
     </w:rPr>
   </w:style>
-  <w:style w:type="paragraph" w:styleId="Heading1">
+  <w:style w:type="paragraph" w:styleId="Ttulo1">
     <w:name w:val="heading 1"/>
     <w:basedOn w:val="Normal"/>
     <w:next w:val="Normal"/>
@@ -7556,11 +7954,11 @@
       <w:sz w:val="24"/>
     </w:rPr>
   </w:style>
-  <w:style w:type="paragraph" w:styleId="Heading4">
+  <w:style w:type="paragraph" w:styleId="Ttulo4">
     <w:name w:val="heading 4"/>
     <w:basedOn w:val="Normal"/>
     <w:next w:val="Normal"/>
-    <w:link w:val="Heading4Char"/>
+    <w:link w:val="Ttulo4Car"/>
     <w:uiPriority w:val="9"/>
     <w:unhideWhenUsed/>
     <w:qFormat/>
@@ -7578,13 +7976,13 @@
       <w:color w:val="2E74B5" w:themeColor="accent1" w:themeShade="BF"/>
     </w:rPr>
   </w:style>
-  <w:style w:type="character" w:default="1" w:styleId="DefaultParagraphFont">
+  <w:style w:type="character" w:default="1" w:styleId="Fuentedeprrafopredeter">
     <w:name w:val="Default Paragraph Font"/>
     <w:uiPriority w:val="1"/>
     <w:semiHidden/>
     <w:unhideWhenUsed/>
   </w:style>
-  <w:style w:type="table" w:default="1" w:styleId="TableNormal">
+  <w:style w:type="table" w:default="1" w:styleId="Tablanormal">
     <w:name w:val="Normal Table"/>
     <w:uiPriority w:val="99"/>
     <w:semiHidden/>
@@ -7599,37 +7997,37 @@
       </w:tblCellMar>
     </w:tblPr>
   </w:style>
-  <w:style w:type="numbering" w:default="1" w:styleId="NoList">
+  <w:style w:type="numbering" w:default="1" w:styleId="Sinlista">
     <w:name w:val="No List"/>
     <w:uiPriority w:val="99"/>
     <w:semiHidden/>
     <w:unhideWhenUsed/>
   </w:style>
-  <w:style w:type="character" w:styleId="Hyperlink">
+  <w:style w:type="character" w:styleId="Hipervnculo">
     <w:name w:val="Hyperlink"/>
     <w:rPr>
       <w:color w:val="0000FF"/>
       <w:u w:val="single"/>
     </w:rPr>
   </w:style>
-  <w:style w:type="paragraph" w:styleId="BodyText">
+  <w:style w:type="paragraph" w:styleId="Textoindependiente">
     <w:name w:val="Body Text"/>
     <w:basedOn w:val="Normal"/>
     <w:rPr>
       <w:color w:val="0000FF"/>
     </w:rPr>
   </w:style>
-  <w:style w:type="character" w:styleId="FollowedHyperlink">
+  <w:style w:type="character" w:styleId="Hipervnculovisitado">
     <w:name w:val="FollowedHyperlink"/>
     <w:rPr>
       <w:color w:val="800080"/>
       <w:u w:val="single"/>
     </w:rPr>
   </w:style>
-  <w:style w:type="paragraph" w:styleId="BalloonText">
+  <w:style w:type="paragraph" w:styleId="Textodeglobo">
     <w:name w:val="Balloon Text"/>
     <w:basedOn w:val="Normal"/>
-    <w:link w:val="BalloonTextChar"/>
+    <w:link w:val="TextodegloboCar"/>
     <w:uiPriority w:val="99"/>
     <w:semiHidden/>
     <w:unhideWhenUsed/>
@@ -7640,9 +8038,9 @@
       <w:szCs w:val="16"/>
     </w:rPr>
   </w:style>
-  <w:style w:type="character" w:customStyle="1" w:styleId="BalloonTextChar">
-    <w:name w:val="Balloon Text Char"/>
-    <w:link w:val="BalloonText"/>
+  <w:style w:type="character" w:customStyle="1" w:styleId="TextodegloboCar">
+    <w:name w:val="Texto de globo Car"/>
+    <w:link w:val="Textodeglobo"/>
     <w:uiPriority w:val="99"/>
     <w:semiHidden/>
     <w:rsid w:val="00D079ED"/>
@@ -7653,10 +8051,10 @@
       <w:lang w:val="es-ES" w:eastAsia="es-ES"/>
     </w:rPr>
   </w:style>
-  <w:style w:type="character" w:customStyle="1" w:styleId="Heading4Char">
-    <w:name w:val="Heading 4 Char"/>
-    <w:basedOn w:val="DefaultParagraphFont"/>
-    <w:link w:val="Heading4"/>
+  <w:style w:type="character" w:customStyle="1" w:styleId="Ttulo4Car">
+    <w:name w:val="Título 4 Car"/>
+    <w:basedOn w:val="Fuentedeprrafopredeter"/>
+    <w:link w:val="Ttulo4"/>
     <w:uiPriority w:val="9"/>
     <w:rsid w:val="00CA2AB1"/>
     <w:rPr>
@@ -7667,9 +8065,9 @@
       <w:lang w:val="es-ES" w:eastAsia="es-ES"/>
     </w:rPr>
   </w:style>
-  <w:style w:type="table" w:styleId="TableGrid">
+  <w:style w:type="table" w:styleId="Tablaconcuadrcula">
     <w:name w:val="Table Grid"/>
-    <w:basedOn w:val="TableNormal"/>
+    <w:basedOn w:val="Tablanormal"/>
     <w:uiPriority w:val="39"/>
     <w:rsid w:val="00E03363"/>
     <w:rPr>
@@ -7744,7 +8142,7 @@
       <w:lang w:val="en-US" w:eastAsia="en-US"/>
     </w:rPr>
   </w:style>
-  <w:style w:type="paragraph" w:styleId="ListParagraph">
+  <w:style w:type="paragraph" w:styleId="Prrafodelista">
     <w:name w:val="List Paragraph"/>
     <w:basedOn w:val="Normal"/>
     <w:uiPriority w:val="34"/>
@@ -7758,7 +8156,7 @@
   <w:style w:type="paragraph" w:customStyle="1" w:styleId="Task">
     <w:name w:val="Task"/>
     <w:basedOn w:val="Normal"/>
-    <w:next w:val="BodyText"/>
+    <w:next w:val="Textoindependiente"/>
     <w:rsid w:val="00244F6E"/>
     <w:pPr>
       <w:keepNext/>
@@ -7788,9 +8186,9 @@
       <w:lang w:val="en-US" w:eastAsia="en-US"/>
     </w:rPr>
   </w:style>
-  <w:style w:type="character" w:styleId="Strong">
+  <w:style w:type="character" w:styleId="Fuerte">
     <w:name w:val="Strong"/>
-    <w:basedOn w:val="DefaultParagraphFont"/>
+    <w:basedOn w:val="Fuentedeprrafopredeter"/>
     <w:uiPriority w:val="22"/>
     <w:qFormat/>
     <w:rsid w:val="00233174"/>
@@ -7816,7 +8214,7 @@
   </w:style>
   <w:style w:type="character" w:customStyle="1" w:styleId="instructurefileholder">
     <w:name w:val="instructure_file_holder"/>
-    <w:basedOn w:val="DefaultParagraphFont"/>
+    <w:basedOn w:val="Fuentedeprrafopredeter"/>
     <w:rsid w:val="00233174"/>
   </w:style>
   <w:style w:type="table" w:customStyle="1" w:styleId="TableNormal1">
